--- a/docs/NWGS_Grid_BACKEND.docx
+++ b/docs/NWGS_Grid_BACKEND.docx
@@ -69,7 +69,7 @@
         <w:t xml:space="preserve">Generated:</w:t>
       </w:r>
       <w:r>
-        <w:t xml:space="preserve"> 2026-10-14</w:t>
+        <w:t xml:space="preserve"> 2026-10-15</w:t>
       </w:r>
     </w:p>
     <w:p>
@@ -698,7 +698,7 @@
                 <w:sz w:val="18"/>
                 <w:szCs w:val="18"/>
               </w:rPr>
-              <w:t xml:space="preserve">9,999</w:t>
+              <w:t xml:space="preserve">10,029</w:t>
             </w:r>
           </w:p>
         </w:tc>
@@ -795,7 +795,7 @@
                 <w:sz w:val="18"/>
                 <w:szCs w:val="18"/>
               </w:rPr>
-              <w:t xml:space="preserve">2,129</w:t>
+              <w:t xml:space="preserve">2,359</w:t>
             </w:r>
           </w:p>
         </w:tc>
@@ -892,7 +892,7 @@
                 <w:sz w:val="18"/>
                 <w:szCs w:val="18"/>
               </w:rPr>
-              <w:t xml:space="preserve">1,763</w:t>
+              <w:t xml:space="preserve">1,780</w:t>
             </w:r>
           </w:p>
         </w:tc>
@@ -3735,7 +3735,7 @@
         <w:t xml:space="preserve">pipeline/nwgs_pipeline.py</w:t>
       </w:r>
       <w:r>
-        <w:t xml:space="preserve"> is a single module of about 8,262 lines, organized into numbered sections:</w:t>
+        <w:t xml:space="preserve"> is a single module of about 8,280 lines, organized into numbered sections:</w:t>
       </w:r>
     </w:p>
     <w:tbl>
@@ -7029,7 +7029,7 @@
                 <w:sz w:val="18"/>
                 <w:szCs w:val="18"/>
               </w:rPr>
-              <w:t xml:space="preserve">actions/checkout@v4</w:t>
+              <w:t xml:space="preserve">actions/checkout@v5</w:t>
             </w:r>
           </w:p>
         </w:tc>
@@ -7135,7 +7135,7 @@
                 <w:sz w:val="18"/>
                 <w:szCs w:val="18"/>
               </w:rPr>
-              <w:t xml:space="preserve">actions/setup-python@v5</w:t>
+              <w:t xml:space="preserve">actions/setup-python@v6</w:t>
             </w:r>
           </w:p>
         </w:tc>

--- a/docs/NWGS_Grid_BACKEND.docx
+++ b/docs/NWGS_Grid_BACKEND.docx
@@ -698,7 +698,7 @@
                 <w:sz w:val="18"/>
                 <w:szCs w:val="18"/>
               </w:rPr>
-              <w:t xml:space="preserve">10,029</w:t>
+              <w:t xml:space="preserve">10,048</w:t>
             </w:r>
           </w:p>
         </w:tc>
@@ -795,7 +795,7 @@
                 <w:sz w:val="18"/>
                 <w:szCs w:val="18"/>
               </w:rPr>
-              <w:t xml:space="preserve">2,359</w:t>
+              <w:t xml:space="preserve">2,366</w:t>
             </w:r>
           </w:p>
         </w:tc>

--- a/docs/NWGS_Grid_BACKEND.docx
+++ b/docs/NWGS_Grid_BACKEND.docx
@@ -34,6 +34,54 @@
           <w:b/>
           <w:bCs/>
         </w:rPr>
+        <w:t xml:space="preserve">Live site:</w:t>
+      </w:r>
+      <w:r>
+        <w:t xml:space="preserve"> </w:t>
+      </w:r>
+      <w:hyperlink w:history="1" r:id="rIdgqmp6fb2zgpci1nnr7qzs">
+        <w:r>
+          <w:rPr>
+            <w:rStyle w:val="Hyperlink"/>
+            <w:color w:val="1D4F91"/>
+            <w:u w:val="single"/>
+          </w:rPr>
+          <w:t xml:space="preserve">nwgsgrid.com</w:t>
+        </w:r>
+      </w:hyperlink>
+      <w:r>
+        <w:t xml:space="preserve"> · </w:t>
+      </w:r>
+      <w:r>
+        <w:rPr>
+          <w:b/>
+          <w:bCs/>
+        </w:rPr>
+        <w:t xml:space="preserve">Repository:</w:t>
+      </w:r>
+      <w:r>
+        <w:t xml:space="preserve"> </w:t>
+      </w:r>
+      <w:hyperlink w:history="1" r:id="rIdizv1rmvcwgaj2tz3ql0gf">
+        <w:r>
+          <w:rPr>
+            <w:rStyle w:val="Hyperlink"/>
+            <w:color w:val="1D4F91"/>
+            <w:u w:val="single"/>
+          </w:rPr>
+          <w:t xml:space="preserve">github.com/victorialovefranklin/nwgs-grid-site</w:t>
+        </w:r>
+      </w:hyperlink>
+    </w:p>
+    <w:p>
+      <w:pPr>
+        <w:spacing w:after="120" w:line="276"/>
+      </w:pPr>
+      <w:r>
+        <w:rPr>
+          <w:b/>
+          <w:bCs/>
+        </w:rPr>
         <w:t xml:space="preserve">Run described:</w:t>
       </w:r>
       <w:r>
@@ -59,7 +107,7 @@
         <w:t xml:space="preserve">Data through:</w:t>
       </w:r>
       <w:r>
-        <w:t xml:space="preserve"> 2026-10-10 · </w:t>
+        <w:t xml:space="preserve"> 2026-09-05 · </w:t>
       </w:r>
       <w:r>
         <w:rPr>
@@ -69,7 +117,7 @@
         <w:t xml:space="preserve">Generated:</w:t>
       </w:r>
       <w:r>
-        <w:t xml:space="preserve"> 2026-10-15</w:t>
+        <w:t xml:space="preserve"> 2026-10-16</w:t>
       </w:r>
     </w:p>
     <w:p>
@@ -237,7 +285,7 @@
       </w:tr>
       <w:tr>
         <w:trPr>
-          <w:tblHeader w:val="false"/>
+          <w:tblHeader w:val="off"/>
         </w:trPr>
         <w:tc>
           <w:tcPr>
@@ -311,7 +359,7 @@
       </w:tr>
       <w:tr>
         <w:trPr>
-          <w:tblHeader w:val="false"/>
+          <w:tblHeader w:val="off"/>
         </w:trPr>
         <w:tc>
           <w:tcPr>
@@ -385,7 +433,7 @@
       </w:tr>
       <w:tr>
         <w:trPr>
-          <w:tblHeader w:val="false"/>
+          <w:tblHeader w:val="off"/>
         </w:trPr>
         <w:tc>
           <w:tcPr>
@@ -631,7 +679,7 @@
       </w:tr>
       <w:tr>
         <w:trPr>
-          <w:tblHeader w:val="false"/>
+          <w:tblHeader w:val="off"/>
         </w:trPr>
         <w:tc>
           <w:tcPr>
@@ -698,7 +746,7 @@
                 <w:sz w:val="18"/>
                 <w:szCs w:val="18"/>
               </w:rPr>
-              <w:t xml:space="preserve">10,048</w:t>
+              <w:t xml:space="preserve">10,623</w:t>
             </w:r>
           </w:p>
         </w:tc>
@@ -728,7 +776,7 @@
       </w:tr>
       <w:tr>
         <w:trPr>
-          <w:tblHeader w:val="false"/>
+          <w:tblHeader w:val="off"/>
         </w:trPr>
         <w:tc>
           <w:tcPr>
@@ -795,7 +843,7 @@
                 <w:sz w:val="18"/>
                 <w:szCs w:val="18"/>
               </w:rPr>
-              <w:t xml:space="preserve">2,366</w:t>
+              <w:t xml:space="preserve">2,543</w:t>
             </w:r>
           </w:p>
         </w:tc>
@@ -825,7 +873,7 @@
       </w:tr>
       <w:tr>
         <w:trPr>
-          <w:tblHeader w:val="false"/>
+          <w:tblHeader w:val="off"/>
         </w:trPr>
         <w:tc>
           <w:tcPr>
@@ -869,7 +917,7 @@
                 <w:sz w:val="18"/>
                 <w:szCs w:val="18"/>
               </w:rPr>
-              <w:t xml:space="preserve">8</w:t>
+              <w:t xml:space="preserve">12</w:t>
             </w:r>
           </w:p>
         </w:tc>
@@ -892,7 +940,7 @@
                 <w:sz w:val="18"/>
                 <w:szCs w:val="18"/>
               </w:rPr>
-              <w:t xml:space="preserve">1,780</w:t>
+              <w:t xml:space="preserve">2,116</w:t>
             </w:r>
           </w:p>
         </w:tc>
@@ -922,7 +970,7 @@
       </w:tr>
       <w:tr>
         <w:trPr>
-          <w:tblHeader w:val="false"/>
+          <w:tblHeader w:val="off"/>
         </w:trPr>
         <w:tc>
           <w:tcPr>
@@ -1019,7 +1067,7 @@
       </w:tr>
       <w:tr>
         <w:trPr>
-          <w:tblHeader w:val="false"/>
+          <w:tblHeader w:val="off"/>
         </w:trPr>
         <w:tc>
           <w:tcPr>
@@ -1116,7 +1164,7 @@
       </w:tr>
       <w:tr>
         <w:trPr>
-          <w:tblHeader w:val="false"/>
+          <w:tblHeader w:val="off"/>
         </w:trPr>
         <w:tc>
           <w:tcPr>
@@ -1384,7 +1432,7 @@
       </w:tr>
       <w:tr>
         <w:trPr>
-          <w:tblHeader w:val="false"/>
+          <w:tblHeader w:val="off"/>
         </w:trPr>
         <w:tc>
           <w:tcPr>
@@ -1483,7 +1531,7 @@
       </w:tr>
       <w:tr>
         <w:trPr>
-          <w:tblHeader w:val="false"/>
+          <w:tblHeader w:val="off"/>
         </w:trPr>
         <w:tc>
           <w:tcPr>
@@ -1582,7 +1630,7 @@
       </w:tr>
       <w:tr>
         <w:trPr>
-          <w:tblHeader w:val="false"/>
+          <w:tblHeader w:val="off"/>
         </w:trPr>
         <w:tc>
           <w:tcPr>
@@ -1681,7 +1729,7 @@
       </w:tr>
       <w:tr>
         <w:trPr>
-          <w:tblHeader w:val="false"/>
+          <w:tblHeader w:val="off"/>
         </w:trPr>
         <w:tc>
           <w:tcPr>
@@ -1780,7 +1828,7 @@
       </w:tr>
       <w:tr>
         <w:trPr>
-          <w:tblHeader w:val="false"/>
+          <w:tblHeader w:val="off"/>
         </w:trPr>
         <w:tc>
           <w:tcPr>
@@ -1879,7 +1927,7 @@
       </w:tr>
       <w:tr>
         <w:trPr>
-          <w:tblHeader w:val="false"/>
+          <w:tblHeader w:val="off"/>
         </w:trPr>
         <w:tc>
           <w:tcPr>
@@ -1978,7 +2026,7 @@
       </w:tr>
       <w:tr>
         <w:trPr>
-          <w:tblHeader w:val="false"/>
+          <w:tblHeader w:val="off"/>
         </w:trPr>
         <w:tc>
           <w:tcPr>
@@ -2077,7 +2125,7 @@
       </w:tr>
       <w:tr>
         <w:trPr>
-          <w:tblHeader w:val="false"/>
+          <w:tblHeader w:val="off"/>
         </w:trPr>
         <w:tc>
           <w:tcPr>
@@ -2176,7 +2224,7 @@
       </w:tr>
       <w:tr>
         <w:trPr>
-          <w:tblHeader w:val="false"/>
+          <w:tblHeader w:val="off"/>
         </w:trPr>
         <w:tc>
           <w:tcPr>
@@ -2275,7 +2323,7 @@
       </w:tr>
       <w:tr>
         <w:trPr>
-          <w:tblHeader w:val="false"/>
+          <w:tblHeader w:val="off"/>
         </w:trPr>
         <w:tc>
           <w:tcPr>
@@ -2374,7 +2422,7 @@
       </w:tr>
       <w:tr>
         <w:trPr>
-          <w:tblHeader w:val="false"/>
+          <w:tblHeader w:val="off"/>
         </w:trPr>
         <w:tc>
           <w:tcPr>
@@ -2473,7 +2521,7 @@
       </w:tr>
       <w:tr>
         <w:trPr>
-          <w:tblHeader w:val="false"/>
+          <w:tblHeader w:val="off"/>
         </w:trPr>
         <w:tc>
           <w:tcPr>
@@ -2572,7 +2620,7 @@
       </w:tr>
       <w:tr>
         <w:trPr>
-          <w:tblHeader w:val="false"/>
+          <w:tblHeader w:val="off"/>
         </w:trPr>
         <w:tc>
           <w:tcPr>
@@ -2671,7 +2719,7 @@
       </w:tr>
       <w:tr>
         <w:trPr>
-          <w:tblHeader w:val="false"/>
+          <w:tblHeader w:val="off"/>
         </w:trPr>
         <w:tc>
           <w:tcPr>
@@ -2770,7 +2818,7 @@
       </w:tr>
       <w:tr>
         <w:trPr>
-          <w:tblHeader w:val="false"/>
+          <w:tblHeader w:val="off"/>
         </w:trPr>
         <w:tc>
           <w:tcPr>
@@ -2869,7 +2917,7 @@
       </w:tr>
       <w:tr>
         <w:trPr>
-          <w:tblHeader w:val="false"/>
+          <w:tblHeader w:val="off"/>
         </w:trPr>
         <w:tc>
           <w:tcPr>
@@ -2968,7 +3016,7 @@
       </w:tr>
       <w:tr>
         <w:trPr>
-          <w:tblHeader w:val="false"/>
+          <w:tblHeader w:val="off"/>
         </w:trPr>
         <w:tc>
           <w:tcPr>
@@ -3184,7 +3232,7 @@
       </w:tr>
       <w:tr>
         <w:trPr>
-          <w:tblHeader w:val="false"/>
+          <w:tblHeader w:val="off"/>
         </w:trPr>
         <w:tc>
           <w:tcPr>
@@ -3378,7 +3426,7 @@
       </w:tr>
       <w:tr>
         <w:trPr>
-          <w:tblHeader w:val="false"/>
+          <w:tblHeader w:val="off"/>
         </w:trPr>
         <w:tc>
           <w:tcPr>
@@ -3454,7 +3502,7 @@
       </w:tr>
       <w:tr>
         <w:trPr>
-          <w:tblHeader w:val="false"/>
+          <w:tblHeader w:val="off"/>
         </w:trPr>
         <w:tc>
           <w:tcPr>
@@ -3530,7 +3578,7 @@
       </w:tr>
       <w:tr>
         <w:trPr>
-          <w:tblHeader w:val="false"/>
+          <w:tblHeader w:val="off"/>
         </w:trPr>
         <w:tc>
           <w:tcPr>
@@ -3606,7 +3654,7 @@
       </w:tr>
       <w:tr>
         <w:trPr>
-          <w:tblHeader w:val="false"/>
+          <w:tblHeader w:val="off"/>
         </w:trPr>
         <w:tc>
           <w:tcPr>
@@ -3735,7 +3783,7 @@
         <w:t xml:space="preserve">pipeline/nwgs_pipeline.py</w:t>
       </w:r>
       <w:r>
-        <w:t xml:space="preserve"> is a single module of about 8,280 lines, organized into numbered sections:</w:t>
+        <w:t xml:space="preserve"> is a single module of about 8,773 lines, organized into numbered sections:</w:t>
       </w:r>
     </w:p>
     <w:tbl>
@@ -3815,7 +3863,7 @@
       </w:tr>
       <w:tr>
         <w:trPr>
-          <w:tblHeader w:val="false"/>
+          <w:tblHeader w:val="off"/>
         </w:trPr>
         <w:tc>
           <w:tcPr>
@@ -3868,7 +3916,7 @@
       </w:tr>
       <w:tr>
         <w:trPr>
-          <w:tblHeader w:val="false"/>
+          <w:tblHeader w:val="off"/>
         </w:trPr>
         <w:tc>
           <w:tcPr>
@@ -3921,7 +3969,7 @@
       </w:tr>
       <w:tr>
         <w:trPr>
-          <w:tblHeader w:val="false"/>
+          <w:tblHeader w:val="off"/>
         </w:trPr>
         <w:tc>
           <w:tcPr>
@@ -3974,7 +4022,7 @@
       </w:tr>
       <w:tr>
         <w:trPr>
-          <w:tblHeader w:val="false"/>
+          <w:tblHeader w:val="off"/>
         </w:trPr>
         <w:tc>
           <w:tcPr>
@@ -4027,7 +4075,7 @@
       </w:tr>
       <w:tr>
         <w:trPr>
-          <w:tblHeader w:val="false"/>
+          <w:tblHeader w:val="off"/>
         </w:trPr>
         <w:tc>
           <w:tcPr>
@@ -4080,7 +4128,7 @@
       </w:tr>
       <w:tr>
         <w:trPr>
-          <w:tblHeader w:val="false"/>
+          <w:tblHeader w:val="off"/>
         </w:trPr>
         <w:tc>
           <w:tcPr>
@@ -4133,7 +4181,7 @@
       </w:tr>
       <w:tr>
         <w:trPr>
-          <w:tblHeader w:val="false"/>
+          <w:tblHeader w:val="off"/>
         </w:trPr>
         <w:tc>
           <w:tcPr>
@@ -4186,7 +4234,7 @@
       </w:tr>
       <w:tr>
         <w:trPr>
-          <w:tblHeader w:val="false"/>
+          <w:tblHeader w:val="off"/>
         </w:trPr>
         <w:tc>
           <w:tcPr>
@@ -4239,7 +4287,7 @@
       </w:tr>
       <w:tr>
         <w:trPr>
-          <w:tblHeader w:val="false"/>
+          <w:tblHeader w:val="off"/>
         </w:trPr>
         <w:tc>
           <w:tcPr>
@@ -4292,7 +4340,7 @@
       </w:tr>
       <w:tr>
         <w:trPr>
-          <w:tblHeader w:val="false"/>
+          <w:tblHeader w:val="off"/>
         </w:trPr>
         <w:tc>
           <w:tcPr>
@@ -4345,7 +4393,7 @@
       </w:tr>
       <w:tr>
         <w:trPr>
-          <w:tblHeader w:val="false"/>
+          <w:tblHeader w:val="off"/>
         </w:trPr>
         <w:tc>
           <w:tcPr>
@@ -4398,7 +4446,7 @@
       </w:tr>
       <w:tr>
         <w:trPr>
-          <w:tblHeader w:val="false"/>
+          <w:tblHeader w:val="off"/>
         </w:trPr>
         <w:tc>
           <w:tcPr>
@@ -4451,7 +4499,7 @@
       </w:tr>
       <w:tr>
         <w:trPr>
-          <w:tblHeader w:val="false"/>
+          <w:tblHeader w:val="off"/>
         </w:trPr>
         <w:tc>
           <w:tcPr>
@@ -4504,7 +4552,7 @@
       </w:tr>
       <w:tr>
         <w:trPr>
-          <w:tblHeader w:val="false"/>
+          <w:tblHeader w:val="off"/>
         </w:trPr>
         <w:tc>
           <w:tcPr>
@@ -4557,7 +4605,7 @@
       </w:tr>
       <w:tr>
         <w:trPr>
-          <w:tblHeader w:val="false"/>
+          <w:tblHeader w:val="off"/>
         </w:trPr>
         <w:tc>
           <w:tcPr>
@@ -4610,7 +4658,7 @@
       </w:tr>
       <w:tr>
         <w:trPr>
-          <w:tblHeader w:val="false"/>
+          <w:tblHeader w:val="off"/>
         </w:trPr>
         <w:tc>
           <w:tcPr>
@@ -4663,7 +4711,7 @@
       </w:tr>
       <w:tr>
         <w:trPr>
-          <w:tblHeader w:val="false"/>
+          <w:tblHeader w:val="off"/>
         </w:trPr>
         <w:tc>
           <w:tcPr>
@@ -4716,7 +4764,7 @@
       </w:tr>
       <w:tr>
         <w:trPr>
-          <w:tblHeader w:val="false"/>
+          <w:tblHeader w:val="off"/>
         </w:trPr>
         <w:tc>
           <w:tcPr>
@@ -4769,7 +4817,7 @@
       </w:tr>
       <w:tr>
         <w:trPr>
-          <w:tblHeader w:val="false"/>
+          <w:tblHeader w:val="off"/>
         </w:trPr>
         <w:tc>
           <w:tcPr>
@@ -4822,7 +4870,7 @@
       </w:tr>
       <w:tr>
         <w:trPr>
-          <w:tblHeader w:val="false"/>
+          <w:tblHeader w:val="off"/>
         </w:trPr>
         <w:tc>
           <w:tcPr>
@@ -4875,7 +4923,7 @@
       </w:tr>
       <w:tr>
         <w:trPr>
-          <w:tblHeader w:val="false"/>
+          <w:tblHeader w:val="off"/>
         </w:trPr>
         <w:tc>
           <w:tcPr>
@@ -4928,7 +4976,7 @@
       </w:tr>
       <w:tr>
         <w:trPr>
-          <w:tblHeader w:val="false"/>
+          <w:tblHeader w:val="off"/>
         </w:trPr>
         <w:tc>
           <w:tcPr>
@@ -4981,7 +5029,7 @@
       </w:tr>
       <w:tr>
         <w:trPr>
-          <w:tblHeader w:val="false"/>
+          <w:tblHeader w:val="off"/>
         </w:trPr>
         <w:tc>
           <w:tcPr>
@@ -5034,7 +5082,7 @@
       </w:tr>
       <w:tr>
         <w:trPr>
-          <w:tblHeader w:val="false"/>
+          <w:tblHeader w:val="off"/>
         </w:trPr>
         <w:tc>
           <w:tcPr>
@@ -5087,7 +5135,7 @@
       </w:tr>
       <w:tr>
         <w:trPr>
-          <w:tblHeader w:val="false"/>
+          <w:tblHeader w:val="off"/>
         </w:trPr>
         <w:tc>
           <w:tcPr>
@@ -5140,7 +5188,7 @@
       </w:tr>
       <w:tr>
         <w:trPr>
-          <w:tblHeader w:val="false"/>
+          <w:tblHeader w:val="off"/>
         </w:trPr>
         <w:tc>
           <w:tcPr>
@@ -5193,7 +5241,7 @@
       </w:tr>
       <w:tr>
         <w:trPr>
-          <w:tblHeader w:val="false"/>
+          <w:tblHeader w:val="off"/>
         </w:trPr>
         <w:tc>
           <w:tcPr>
@@ -5246,7 +5294,7 @@
       </w:tr>
       <w:tr>
         <w:trPr>
-          <w:tblHeader w:val="false"/>
+          <w:tblHeader w:val="off"/>
         </w:trPr>
         <w:tc>
           <w:tcPr>
@@ -5299,7 +5347,7 @@
       </w:tr>
       <w:tr>
         <w:trPr>
-          <w:tblHeader w:val="false"/>
+          <w:tblHeader w:val="off"/>
         </w:trPr>
         <w:tc>
           <w:tcPr>
@@ -5352,7 +5400,7 @@
       </w:tr>
       <w:tr>
         <w:trPr>
-          <w:tblHeader w:val="false"/>
+          <w:tblHeader w:val="off"/>
         </w:trPr>
         <w:tc>
           <w:tcPr>
@@ -5405,7 +5453,7 @@
       </w:tr>
       <w:tr>
         <w:trPr>
-          <w:tblHeader w:val="false"/>
+          <w:tblHeader w:val="off"/>
         </w:trPr>
         <w:tc>
           <w:tcPr>
@@ -5458,7 +5506,7 @@
       </w:tr>
       <w:tr>
         <w:trPr>
-          <w:tblHeader w:val="false"/>
+          <w:tblHeader w:val="off"/>
         </w:trPr>
         <w:tc>
           <w:tcPr>
@@ -5688,7 +5736,7 @@
       </w:tr>
       <w:tr>
         <w:trPr>
-          <w:tblHeader w:val="false"/>
+          <w:tblHeader w:val="off"/>
         </w:trPr>
         <w:tc>
           <w:tcPr>
@@ -5757,14 +5805,14 @@
                 <w:sz w:val="18"/>
                 <w:szCs w:val="18"/>
               </w:rPr>
-              <w:t xml:space="preserve">517,053</w:t>
-            </w:r>
-          </w:p>
-        </w:tc>
-      </w:tr>
-      <w:tr>
-        <w:trPr>
-          <w:tblHeader w:val="false"/>
+              <w:t xml:space="preserve">509,323</w:t>
+            </w:r>
+          </w:p>
+        </w:tc>
+      </w:tr>
+      <w:tr>
+        <w:trPr>
+          <w:tblHeader w:val="off"/>
         </w:trPr>
         <w:tc>
           <w:tcPr>
@@ -5833,14 +5881,14 @@
                 <w:sz w:val="18"/>
                 <w:szCs w:val="18"/>
               </w:rPr>
-              <w:t xml:space="preserve">328,726</w:t>
-            </w:r>
-          </w:p>
-        </w:tc>
-      </w:tr>
-      <w:tr>
-        <w:trPr>
-          <w:tblHeader w:val="false"/>
+              <w:t xml:space="preserve">321,370</w:t>
+            </w:r>
+          </w:p>
+        </w:tc>
+      </w:tr>
+      <w:tr>
+        <w:trPr>
+          <w:tblHeader w:val="off"/>
         </w:trPr>
         <w:tc>
           <w:tcPr>
@@ -5909,14 +5957,14 @@
                 <w:sz w:val="18"/>
                 <w:szCs w:val="18"/>
               </w:rPr>
-              <w:t xml:space="preserve">311,772</w:t>
-            </w:r>
-          </w:p>
-        </w:tc>
-      </w:tr>
-      <w:tr>
-        <w:trPr>
-          <w:tblHeader w:val="false"/>
+              <w:t xml:space="preserve">304,506</w:t>
+            </w:r>
+          </w:p>
+        </w:tc>
+      </w:tr>
+      <w:tr>
+        <w:trPr>
+          <w:tblHeader w:val="off"/>
         </w:trPr>
         <w:tc>
           <w:tcPr>
@@ -5985,14 +6033,14 @@
                 <w:sz w:val="18"/>
                 <w:szCs w:val="18"/>
               </w:rPr>
-              <w:t xml:space="preserve">124,289</w:t>
-            </w:r>
-          </w:p>
-        </w:tc>
-      </w:tr>
-      <w:tr>
-        <w:trPr>
-          <w:tblHeader w:val="false"/>
+              <w:t xml:space="preserve">120,390</w:t>
+            </w:r>
+          </w:p>
+        </w:tc>
+      </w:tr>
+      <w:tr>
+        <w:trPr>
+          <w:tblHeader w:val="off"/>
         </w:trPr>
         <w:tc>
           <w:tcPr>
@@ -6061,14 +6109,14 @@
                 <w:sz w:val="18"/>
                 <w:szCs w:val="18"/>
               </w:rPr>
-              <w:t xml:space="preserve">308,836</w:t>
-            </w:r>
-          </w:p>
-        </w:tc>
-      </w:tr>
-      <w:tr>
-        <w:trPr>
-          <w:tblHeader w:val="false"/>
+              <w:t xml:space="preserve">302,244</w:t>
+            </w:r>
+          </w:p>
+        </w:tc>
+      </w:tr>
+      <w:tr>
+        <w:trPr>
+          <w:tblHeader w:val="off"/>
         </w:trPr>
         <w:tc>
           <w:tcPr>
@@ -6137,7 +6185,7 @@
                 <w:sz w:val="18"/>
                 <w:szCs w:val="18"/>
               </w:rPr>
-              <w:t xml:space="preserve">77,397</w:t>
+              <w:t xml:space="preserve">72,845</w:t>
             </w:r>
           </w:p>
         </w:tc>
@@ -6395,7 +6443,7 @@
       </w:tr>
       <w:tr>
         <w:trPr>
-          <w:tblHeader w:val="false"/>
+          <w:tblHeader w:val="off"/>
         </w:trPr>
         <w:tc>
           <w:tcPr>
@@ -6471,7 +6519,7 @@
       </w:tr>
       <w:tr>
         <w:trPr>
-          <w:tblHeader w:val="false"/>
+          <w:tblHeader w:val="off"/>
         </w:trPr>
         <w:tc>
           <w:tcPr>
@@ -6547,7 +6595,7 @@
       </w:tr>
       <w:tr>
         <w:trPr>
-          <w:tblHeader w:val="false"/>
+          <w:tblHeader w:val="off"/>
         </w:trPr>
         <w:tc>
           <w:tcPr>
@@ -6623,7 +6671,7 @@
       </w:tr>
       <w:tr>
         <w:trPr>
-          <w:tblHeader w:val="false"/>
+          <w:tblHeader w:val="off"/>
         </w:trPr>
         <w:tc>
           <w:tcPr>
@@ -6699,7 +6747,7 @@
       </w:tr>
       <w:tr>
         <w:trPr>
-          <w:tblHeader w:val="false"/>
+          <w:tblHeader w:val="off"/>
         </w:trPr>
         <w:tc>
           <w:tcPr>
@@ -6775,7 +6823,7 @@
       </w:tr>
       <w:tr>
         <w:trPr>
-          <w:tblHeader w:val="false"/>
+          <w:tblHeader w:val="off"/>
         </w:trPr>
         <w:tc>
           <w:tcPr>
@@ -7006,7 +7054,7 @@
       </w:tr>
       <w:tr>
         <w:trPr>
-          <w:tblHeader w:val="false"/>
+          <w:tblHeader w:val="off"/>
         </w:trPr>
         <w:tc>
           <w:tcPr>
@@ -7059,7 +7107,7 @@
       </w:tr>
       <w:tr>
         <w:trPr>
-          <w:tblHeader w:val="false"/>
+          <w:tblHeader w:val="off"/>
         </w:trPr>
         <w:tc>
           <w:tcPr>
@@ -7112,7 +7160,7 @@
       </w:tr>
       <w:tr>
         <w:trPr>
-          <w:tblHeader w:val="false"/>
+          <w:tblHeader w:val="off"/>
         </w:trPr>
         <w:tc>
           <w:tcPr>
@@ -7165,7 +7213,7 @@
       </w:tr>
       <w:tr>
         <w:trPr>
-          <w:tblHeader w:val="false"/>
+          <w:tblHeader w:val="off"/>
         </w:trPr>
         <w:tc>
           <w:tcPr>
@@ -7234,7 +7282,7 @@
       </w:tr>
       <w:tr>
         <w:trPr>
-          <w:tblHeader w:val="false"/>
+          <w:tblHeader w:val="off"/>
         </w:trPr>
         <w:tc>
           <w:tcPr>
@@ -7303,7 +7351,7 @@
       </w:tr>
       <w:tr>
         <w:trPr>
-          <w:tblHeader w:val="false"/>
+          <w:tblHeader w:val="off"/>
         </w:trPr>
         <w:tc>
           <w:tcPr>
@@ -7356,7 +7404,7 @@
       </w:tr>
       <w:tr>
         <w:trPr>
-          <w:tblHeader w:val="false"/>
+          <w:tblHeader w:val="off"/>
         </w:trPr>
         <w:tc>
           <w:tcPr>
@@ -7409,7 +7457,7 @@
       </w:tr>
       <w:tr>
         <w:trPr>
-          <w:tblHeader w:val="false"/>
+          <w:tblHeader w:val="off"/>
         </w:trPr>
         <w:tc>
           <w:tcPr>
@@ -7462,7 +7510,7 @@
       </w:tr>
       <w:tr>
         <w:trPr>
-          <w:tblHeader w:val="false"/>
+          <w:tblHeader w:val="off"/>
         </w:trPr>
         <w:tc>
           <w:tcPr>
@@ -7531,7 +7579,7 @@
       </w:tr>
       <w:tr>
         <w:trPr>
-          <w:tblHeader w:val="false"/>
+          <w:tblHeader w:val="off"/>
         </w:trPr>
         <w:tc>
           <w:tcPr>
@@ -7584,7 +7632,7 @@
       </w:tr>
       <w:tr>
         <w:trPr>
-          <w:tblHeader w:val="false"/>
+          <w:tblHeader w:val="off"/>
         </w:trPr>
         <w:tc>
           <w:tcPr>
@@ -7637,7 +7685,7 @@
       </w:tr>
       <w:tr>
         <w:trPr>
-          <w:tblHeader w:val="false"/>
+          <w:tblHeader w:val="off"/>
         </w:trPr>
         <w:tc>
           <w:tcPr>
@@ -7690,7 +7738,7 @@
       </w:tr>
       <w:tr>
         <w:trPr>
-          <w:tblHeader w:val="false"/>
+          <w:tblHeader w:val="off"/>
         </w:trPr>
         <w:tc>
           <w:tcPr>
@@ -7743,7 +7791,7 @@
       </w:tr>
       <w:tr>
         <w:trPr>
-          <w:tblHeader w:val="false"/>
+          <w:tblHeader w:val="off"/>
         </w:trPr>
         <w:tc>
           <w:tcPr>
@@ -7812,7 +7860,7 @@
       </w:tr>
       <w:tr>
         <w:trPr>
-          <w:tblHeader w:val="false"/>
+          <w:tblHeader w:val="off"/>
         </w:trPr>
         <w:tc>
           <w:tcPr>
@@ -7865,7 +7913,7 @@
       </w:tr>
       <w:tr>
         <w:trPr>
-          <w:tblHeader w:val="false"/>
+          <w:tblHeader w:val="off"/>
         </w:trPr>
         <w:tc>
           <w:tcPr>
@@ -8108,7 +8156,7 @@
       </w:tr>
       <w:tr>
         <w:trPr>
-          <w:tblHeader w:val="false"/>
+          <w:tblHeader w:val="off"/>
         </w:trPr>
         <w:tc>
           <w:tcPr>
@@ -8161,7 +8209,7 @@
       </w:tr>
       <w:tr>
         <w:trPr>
-          <w:tblHeader w:val="false"/>
+          <w:tblHeader w:val="off"/>
         </w:trPr>
         <w:tc>
           <w:tcPr>
@@ -8214,7 +8262,7 @@
       </w:tr>
       <w:tr>
         <w:trPr>
-          <w:tblHeader w:val="false"/>
+          <w:tblHeader w:val="off"/>
         </w:trPr>
         <w:tc>
           <w:tcPr>
@@ -8267,7 +8315,7 @@
       </w:tr>
       <w:tr>
         <w:trPr>
-          <w:tblHeader w:val="false"/>
+          <w:tblHeader w:val="off"/>
         </w:trPr>
         <w:tc>
           <w:tcPr>
@@ -8320,7 +8368,7 @@
       </w:tr>
       <w:tr>
         <w:trPr>
-          <w:tblHeader w:val="false"/>
+          <w:tblHeader w:val="off"/>
         </w:trPr>
         <w:tc>
           <w:tcPr>
@@ -8373,7 +8421,7 @@
       </w:tr>
       <w:tr>
         <w:trPr>
-          <w:tblHeader w:val="false"/>
+          <w:tblHeader w:val="off"/>
         </w:trPr>
         <w:tc>
           <w:tcPr>
@@ -8426,7 +8474,7 @@
       </w:tr>
       <w:tr>
         <w:trPr>
-          <w:tblHeader w:val="false"/>
+          <w:tblHeader w:val="off"/>
         </w:trPr>
         <w:tc>
           <w:tcPr>
@@ -8633,7 +8681,7 @@
       </w:tr>
       <w:tr>
         <w:trPr>
-          <w:tblHeader w:val="false"/>
+          <w:tblHeader w:val="off"/>
         </w:trPr>
         <w:tc>
           <w:tcPr>
@@ -8709,7 +8757,7 @@
       </w:tr>
       <w:tr>
         <w:trPr>
-          <w:tblHeader w:val="false"/>
+          <w:tblHeader w:val="off"/>
         </w:trPr>
         <w:tc>
           <w:tcPr>
@@ -8755,7 +8803,7 @@
                 <w:sz w:val="18"/>
                 <w:szCs w:val="18"/>
               </w:rPr>
-              <w:t xml:space="preserve">12 files</w:t>
+              <w:t xml:space="preserve">15 files</w:t>
             </w:r>
           </w:p>
         </w:tc>
@@ -8785,7 +8833,7 @@
       </w:tr>
       <w:tr>
         <w:trPr>
-          <w:tblHeader w:val="false"/>
+          <w:tblHeader w:val="off"/>
         </w:trPr>
         <w:tc>
           <w:tcPr>
@@ -8861,7 +8909,7 @@
       </w:tr>
       <w:tr>
         <w:trPr>
-          <w:tblHeader w:val="false"/>
+          <w:tblHeader w:val="off"/>
         </w:trPr>
         <w:tc>
           <w:tcPr>
@@ -8884,7 +8932,7 @@
                 <w:sz w:val="18"/>
                 <w:szCs w:val="18"/>
               </w:rPr>
-              <w:t xml:space="preserve">sample_export/</w:t>
+              <w:t xml:space="preserve">references/</w:t>
             </w:r>
           </w:p>
         </w:tc>
@@ -8907,7 +8955,7 @@
                 <w:sz w:val="18"/>
                 <w:szCs w:val="18"/>
               </w:rPr>
-              <w:t xml:space="preserve">29 files</w:t>
+              <w:t xml:space="preserve">4 files</w:t>
             </w:r>
           </w:p>
         </w:tc>
@@ -8930,14 +8978,14 @@
                 <w:sz w:val="18"/>
                 <w:szCs w:val="18"/>
               </w:rPr>
-              <w:t xml:space="preserve">A saved export kept as a fixture for testing scripts offline. It is not a build fallback; the workflow refuses to build without the real pipeline.</w:t>
-            </w:r>
-          </w:p>
-        </w:tc>
-      </w:tr>
-      <w:tr>
-        <w:trPr>
-          <w:tblHeader w:val="false"/>
+              <w:t xml:space="preserve"/>
+            </w:r>
+          </w:p>
+        </w:tc>
+      </w:tr>
+      <w:tr>
+        <w:trPr>
+          <w:tblHeader w:val="off"/>
         </w:trPr>
         <w:tc>
           <w:tcPr>
@@ -8960,13 +9008,64 @@
                 <w:sz w:val="18"/>
                 <w:szCs w:val="18"/>
               </w:rPr>
-              <w:t xml:space="preserve">scripts/</w:t>
+              <w:t xml:space="preserve">sample_export/</w:t>
             </w:r>
           </w:p>
         </w:tc>
         <w:tc>
           <w:tcPr>
             <w:tcW w:type="dxa" w:w="3089"/>
+            <w:tcMar>
+              <w:top w:type="dxa" w:w="60"/>
+              <w:left w:type="dxa" w:w="108"/>
+              <w:bottom w:type="dxa" w:w="60"/>
+              <w:right w:type="dxa" w:w="108"/>
+            </w:tcMar>
+          </w:tcPr>
+          <w:p>
+            <w:pPr>
+              <w:spacing w:after="0" w:line="240"/>
+            </w:pPr>
+            <w:r>
+              <w:rPr>
+                <w:sz w:val="18"/>
+                <w:szCs w:val="18"/>
+              </w:rPr>
+              <w:t xml:space="preserve">29 files</w:t>
+            </w:r>
+          </w:p>
+        </w:tc>
+        <w:tc>
+          <w:tcPr>
+            <w:tcW w:type="dxa" w:w="3089"/>
+            <w:tcMar>
+              <w:top w:type="dxa" w:w="60"/>
+              <w:left w:type="dxa" w:w="108"/>
+              <w:bottom w:type="dxa" w:w="60"/>
+              <w:right w:type="dxa" w:w="108"/>
+            </w:tcMar>
+          </w:tcPr>
+          <w:p>
+            <w:pPr>
+              <w:spacing w:after="0" w:line="240"/>
+            </w:pPr>
+            <w:r>
+              <w:rPr>
+                <w:sz w:val="18"/>
+                <w:szCs w:val="18"/>
+              </w:rPr>
+              <w:t xml:space="preserve">A saved export kept as a fixture for testing scripts offline. It is not a build fallback; the workflow refuses to build without the real pipeline.</w:t>
+            </w:r>
+          </w:p>
+        </w:tc>
+      </w:tr>
+      <w:tr>
+        <w:trPr>
+          <w:tblHeader w:val="off"/>
+        </w:trPr>
+        <w:tc>
+          <w:tcPr>
+            <w:tcW w:type="dxa" w:w="3182"/>
             <w:tcMar>
               <w:top w:type="dxa" w:w="60"/>
               <w:left w:type="dxa" w:w="108"/>
@@ -8985,15 +9084,24 @@
                 <w:sz w:val="18"/>
                 <w:szCs w:val="18"/>
               </w:rPr>
-              <w:t xml:space="preserve">build_audit_doc.py</w:t>
-            </w:r>
-            <w:r>
-              <w:rPr>
-                <w:sz w:val="18"/>
-                <w:szCs w:val="18"/>
-              </w:rPr>
-              <w:t xml:space="preserve">, </w:t>
-            </w:r>
+              <w:t xml:space="preserve">scripts/</w:t>
+            </w:r>
+          </w:p>
+        </w:tc>
+        <w:tc>
+          <w:tcPr>
+            <w:tcW w:type="dxa" w:w="3089"/>
+            <w:tcMar>
+              <w:top w:type="dxa" w:w="60"/>
+              <w:left w:type="dxa" w:w="108"/>
+              <w:bottom w:type="dxa" w:w="60"/>
+              <w:right w:type="dxa" w:w="108"/>
+            </w:tcMar>
+          </w:tcPr>
+          <w:p>
+            <w:pPr>
+              <w:spacing w:after="0" w:line="240"/>
+            </w:pPr>
             <w:r>
               <w:rPr>
                 <w:rFonts w:ascii="Consolas" w:cs="Consolas" w:eastAsia="Consolas" w:hAnsi="Consolas"/>
@@ -9001,7 +9109,7 @@
                 <w:sz w:val="18"/>
                 <w:szCs w:val="18"/>
               </w:rPr>
-              <w:t xml:space="preserve">build_docs.py</w:t>
+              <w:t xml:space="preserve">build_audit_doc.py</w:t>
             </w:r>
             <w:r>
               <w:rPr>
@@ -9017,7 +9125,7 @@
                 <w:sz w:val="18"/>
                 <w:szCs w:val="18"/>
               </w:rPr>
-              <w:t xml:space="preserve">build_site.py</w:t>
+              <w:t xml:space="preserve">build_docs.py</w:t>
             </w:r>
             <w:r>
               <w:rPr>
@@ -9033,7 +9141,7 @@
                 <w:sz w:val="18"/>
                 <w:szCs w:val="18"/>
               </w:rPr>
-              <w:t xml:space="preserve">doc_columns.py</w:t>
+              <w:t xml:space="preserve">build_site.py</w:t>
             </w:r>
             <w:r>
               <w:rPr>
@@ -9049,7 +9157,7 @@
                 <w:sz w:val="18"/>
                 <w:szCs w:val="18"/>
               </w:rPr>
-              <w:t xml:space="preserve">nwgs_app_export.py</w:t>
+              <w:t xml:space="preserve">doc_columns.py</w:t>
             </w:r>
             <w:r>
               <w:rPr>
@@ -9065,52 +9173,15 @@
                 <w:sz w:val="18"/>
                 <w:szCs w:val="18"/>
               </w:rPr>
-              <w:t xml:space="preserve">send_alerts.py</w:t>
-            </w:r>
-          </w:p>
-        </w:tc>
-        <w:tc>
-          <w:tcPr>
-            <w:tcW w:type="dxa" w:w="3089"/>
-            <w:tcMar>
-              <w:top w:type="dxa" w:w="60"/>
-              <w:left w:type="dxa" w:w="108"/>
-              <w:bottom w:type="dxa" w:w="60"/>
-              <w:right w:type="dxa" w:w="108"/>
-            </w:tcMar>
-          </w:tcPr>
-          <w:p>
-            <w:pPr>
-              <w:spacing w:after="0" w:line="240"/>
-            </w:pPr>
-            <w:r>
-              <w:rPr>
-                <w:sz w:val="18"/>
-                <w:szCs w:val="18"/>
-              </w:rPr>
-              <w:t xml:space="preserve">Build and delivery utilities run by the workflow.</w:t>
-            </w:r>
-          </w:p>
-        </w:tc>
-      </w:tr>
-      <w:tr>
-        <w:trPr>
-          <w:tblHeader w:val="false"/>
-        </w:trPr>
-        <w:tc>
-          <w:tcPr>
-            <w:tcW w:type="dxa" w:w="3182"/>
-            <w:tcMar>
-              <w:top w:type="dxa" w:w="60"/>
-              <w:left w:type="dxa" w:w="108"/>
-              <w:bottom w:type="dxa" w:w="60"/>
-              <w:right w:type="dxa" w:w="108"/>
-            </w:tcMar>
-          </w:tcPr>
-          <w:p>
-            <w:pPr>
-              <w:spacing w:after="0" w:line="240"/>
-            </w:pPr>
+              <w:t xml:space="preserve">nwgs_app_export.py</w:t>
+            </w:r>
+            <w:r>
+              <w:rPr>
+                <w:sz w:val="18"/>
+                <w:szCs w:val="18"/>
+              </w:rPr>
+              <w:t xml:space="preserve">, </w:t>
+            </w:r>
             <w:r>
               <w:rPr>
                 <w:rFonts w:ascii="Consolas" w:cs="Consolas" w:eastAsia="Consolas" w:hAnsi="Consolas"/>
@@ -9118,7 +9189,7 @@
                 <w:sz w:val="18"/>
                 <w:szCs w:val="18"/>
               </w:rPr>
-              <w:t xml:space="preserve">site_src/</w:t>
+              <w:t xml:space="preserve">send_alerts.py</w:t>
             </w:r>
           </w:p>
         </w:tc>
@@ -9141,37 +9212,14 @@
                 <w:sz w:val="18"/>
                 <w:szCs w:val="18"/>
               </w:rPr>
-              <w:t xml:space="preserve">11 files</w:t>
-            </w:r>
-          </w:p>
-        </w:tc>
-        <w:tc>
-          <w:tcPr>
-            <w:tcW w:type="dxa" w:w="3089"/>
-            <w:tcMar>
-              <w:top w:type="dxa" w:w="60"/>
-              <w:left w:type="dxa" w:w="108"/>
-              <w:bottom w:type="dxa" w:w="60"/>
-              <w:right w:type="dxa" w:w="108"/>
-            </w:tcMar>
-          </w:tcPr>
-          <w:p>
-            <w:pPr>
-              <w:spacing w:after="0" w:line="240"/>
-            </w:pPr>
-            <w:r>
-              <w:rPr>
-                <w:sz w:val="18"/>
-                <w:szCs w:val="18"/>
-              </w:rPr>
-              <w:t xml:space="preserve">The site source: the page template, county geometry, images and the public Supabase configuration.</w:t>
-            </w:r>
-          </w:p>
-        </w:tc>
-      </w:tr>
-      <w:tr>
-        <w:trPr>
-          <w:tblHeader w:val="false"/>
+              <w:t xml:space="preserve">Build and delivery utilities run by the workflow.</w:t>
+            </w:r>
+          </w:p>
+        </w:tc>
+      </w:tr>
+      <w:tr>
+        <w:trPr>
+          <w:tblHeader w:val="off"/>
         </w:trPr>
         <w:tc>
           <w:tcPr>
@@ -9194,7 +9242,7 @@
                 <w:sz w:val="18"/>
                 <w:szCs w:val="18"/>
               </w:rPr>
-              <w:t xml:space="preserve">static_inputs/</w:t>
+              <w:t xml:space="preserve">site_src/</w:t>
             </w:r>
           </w:p>
         </w:tc>
@@ -9217,7 +9265,7 @@
                 <w:sz w:val="18"/>
                 <w:szCs w:val="18"/>
               </w:rPr>
-              <w:t xml:space="preserve">3 files</w:t>
+              <w:t xml:space="preserve">12 files</w:t>
             </w:r>
           </w:p>
         </w:tc>
@@ -9240,14 +9288,14 @@
                 <w:sz w:val="18"/>
                 <w:szCs w:val="18"/>
               </w:rPr>
-              <w:t xml:space="preserve">Inputs the pipeline cannot download for itself, plus the committed forecast ledger seed.</w:t>
-            </w:r>
-          </w:p>
-        </w:tc>
-      </w:tr>
-      <w:tr>
-        <w:trPr>
-          <w:tblHeader w:val="false"/>
+              <w:t xml:space="preserve">The site source: the page template, county geometry, images and the public Supabase configuration.</w:t>
+            </w:r>
+          </w:p>
+        </w:tc>
+      </w:tr>
+      <w:tr>
+        <w:trPr>
+          <w:tblHeader w:val="off"/>
         </w:trPr>
         <w:tc>
           <w:tcPr>
@@ -9270,7 +9318,7 @@
                 <w:sz w:val="18"/>
                 <w:szCs w:val="18"/>
               </w:rPr>
-              <w:t xml:space="preserve">supabase/</w:t>
+              <w:t xml:space="preserve">static_inputs/</w:t>
             </w:r>
           </w:p>
         </w:tc>
@@ -9293,7 +9341,7 @@
                 <w:sz w:val="18"/>
                 <w:szCs w:val="18"/>
               </w:rPr>
-              <w:t xml:space="preserve">1 file</w:t>
+              <w:t xml:space="preserve">10 files</w:t>
             </w:r>
           </w:p>
         </w:tc>
@@ -9316,14 +9364,14 @@
                 <w:sz w:val="18"/>
                 <w:szCs w:val="18"/>
               </w:rPr>
-              <w:t xml:space="preserve">The database schema: tables, row-level security and policies. The source of truth for the Supabase project.</w:t>
-            </w:r>
-          </w:p>
-        </w:tc>
-      </w:tr>
-      <w:tr>
-        <w:trPr>
-          <w:tblHeader w:val="false"/>
+              <w:t xml:space="preserve">Inputs the pipeline cannot download for itself, plus the committed forecast ledger seed.</w:t>
+            </w:r>
+          </w:p>
+        </w:tc>
+      </w:tr>
+      <w:tr>
+        <w:trPr>
+          <w:tblHeader w:val="off"/>
         </w:trPr>
         <w:tc>
           <w:tcPr>
@@ -9346,7 +9394,7 @@
                 <w:sz w:val="18"/>
                 <w:szCs w:val="18"/>
               </w:rPr>
-              <w:t xml:space="preserve">.gitignore</w:t>
+              <w:t xml:space="preserve">supabase/</w:t>
             </w:r>
           </w:p>
         </w:tc>
@@ -9369,7 +9417,7 @@
                 <w:sz w:val="18"/>
                 <w:szCs w:val="18"/>
               </w:rPr>
-              <w:t xml:space="preserve">under 1 KB</w:t>
+              <w:t xml:space="preserve">1 file</w:t>
             </w:r>
           </w:p>
         </w:tc>
@@ -9392,14 +9440,14 @@
                 <w:sz w:val="18"/>
                 <w:szCs w:val="18"/>
               </w:rPr>
-              <w:t xml:space="preserve">What is deliberately excluded; see 7.1.</w:t>
-            </w:r>
-          </w:p>
-        </w:tc>
-      </w:tr>
-      <w:tr>
-        <w:trPr>
-          <w:tblHeader w:val="false"/>
+              <w:t xml:space="preserve">The database schema: tables, row-level security and policies. The source of truth for the Supabase project.</w:t>
+            </w:r>
+          </w:p>
+        </w:tc>
+      </w:tr>
+      <w:tr>
+        <w:trPr>
+          <w:tblHeader w:val="off"/>
         </w:trPr>
         <w:tc>
           <w:tcPr>
@@ -9422,7 +9470,7 @@
                 <w:sz w:val="18"/>
                 <w:szCs w:val="18"/>
               </w:rPr>
-              <w:t xml:space="preserve">CITATION.cff</w:t>
+              <w:t xml:space="preserve">.gitattributes</w:t>
             </w:r>
           </w:p>
         </w:tc>
@@ -9468,14 +9516,14 @@
                 <w:sz w:val="18"/>
                 <w:szCs w:val="18"/>
               </w:rPr>
-              <w:t xml:space="preserve">Machine-readable citation metadata, used by GitHub's “Cite this repository” button.</w:t>
-            </w:r>
-          </w:p>
-        </w:tc>
-      </w:tr>
-      <w:tr>
-        <w:trPr>
-          <w:tblHeader w:val="false"/>
+              <w:t xml:space="preserve"/>
+            </w:r>
+          </w:p>
+        </w:tc>
+      </w:tr>
+      <w:tr>
+        <w:trPr>
+          <w:tblHeader w:val="off"/>
         </w:trPr>
         <w:tc>
           <w:tcPr>
@@ -9498,7 +9546,7 @@
                 <w:sz w:val="18"/>
                 <w:szCs w:val="18"/>
               </w:rPr>
-              <w:t xml:space="preserve">LICENSE</w:t>
+              <w:t xml:space="preserve">.gitignore</w:t>
             </w:r>
           </w:p>
         </w:tc>
@@ -9521,7 +9569,7 @@
                 <w:sz w:val="18"/>
                 <w:szCs w:val="18"/>
               </w:rPr>
-              <w:t xml:space="preserve">2 KB</w:t>
+              <w:t xml:space="preserve">under 1 KB</w:t>
             </w:r>
           </w:p>
         </w:tc>
@@ -9544,14 +9592,14 @@
                 <w:sz w:val="18"/>
                 <w:szCs w:val="18"/>
               </w:rPr>
-              <w:t xml:space="preserve">All rights reserved. No reuse without written permission.</w:t>
-            </w:r>
-          </w:p>
-        </w:tc>
-      </w:tr>
-      <w:tr>
-        <w:trPr>
-          <w:tblHeader w:val="false"/>
+              <w:t xml:space="preserve">What is deliberately excluded; see 7.1.</w:t>
+            </w:r>
+          </w:p>
+        </w:tc>
+      </w:tr>
+      <w:tr>
+        <w:trPr>
+          <w:tblHeader w:val="off"/>
         </w:trPr>
         <w:tc>
           <w:tcPr>
@@ -9574,6 +9622,158 @@
                 <w:sz w:val="18"/>
                 <w:szCs w:val="18"/>
               </w:rPr>
+              <w:t xml:space="preserve">CITATION.cff</w:t>
+            </w:r>
+          </w:p>
+        </w:tc>
+        <w:tc>
+          <w:tcPr>
+            <w:tcW w:type="dxa" w:w="3089"/>
+            <w:tcMar>
+              <w:top w:type="dxa" w:w="60"/>
+              <w:left w:type="dxa" w:w="108"/>
+              <w:bottom w:type="dxa" w:w="60"/>
+              <w:right w:type="dxa" w:w="108"/>
+            </w:tcMar>
+          </w:tcPr>
+          <w:p>
+            <w:pPr>
+              <w:spacing w:after="0" w:line="240"/>
+            </w:pPr>
+            <w:r>
+              <w:rPr>
+                <w:sz w:val="18"/>
+                <w:szCs w:val="18"/>
+              </w:rPr>
+              <w:t xml:space="preserve">under 1 KB</w:t>
+            </w:r>
+          </w:p>
+        </w:tc>
+        <w:tc>
+          <w:tcPr>
+            <w:tcW w:type="dxa" w:w="3089"/>
+            <w:tcMar>
+              <w:top w:type="dxa" w:w="60"/>
+              <w:left w:type="dxa" w:w="108"/>
+              <w:bottom w:type="dxa" w:w="60"/>
+              <w:right w:type="dxa" w:w="108"/>
+            </w:tcMar>
+          </w:tcPr>
+          <w:p>
+            <w:pPr>
+              <w:spacing w:after="0" w:line="240"/>
+            </w:pPr>
+            <w:r>
+              <w:rPr>
+                <w:sz w:val="18"/>
+                <w:szCs w:val="18"/>
+              </w:rPr>
+              <w:t xml:space="preserve">Machine-readable citation metadata, used by GitHub's “Cite this repository” button.</w:t>
+            </w:r>
+          </w:p>
+        </w:tc>
+      </w:tr>
+      <w:tr>
+        <w:trPr>
+          <w:tblHeader w:val="off"/>
+        </w:trPr>
+        <w:tc>
+          <w:tcPr>
+            <w:tcW w:type="dxa" w:w="3182"/>
+            <w:tcMar>
+              <w:top w:type="dxa" w:w="60"/>
+              <w:left w:type="dxa" w:w="108"/>
+              <w:bottom w:type="dxa" w:w="60"/>
+              <w:right w:type="dxa" w:w="108"/>
+            </w:tcMar>
+          </w:tcPr>
+          <w:p>
+            <w:pPr>
+              <w:spacing w:after="0" w:line="240"/>
+            </w:pPr>
+            <w:r>
+              <w:rPr>
+                <w:rFonts w:ascii="Consolas" w:cs="Consolas" w:eastAsia="Consolas" w:hAnsi="Consolas"/>
+                <w:color w:val="6E1F2B"/>
+                <w:sz w:val="18"/>
+                <w:szCs w:val="18"/>
+              </w:rPr>
+              <w:t xml:space="preserve">LICENSE</w:t>
+            </w:r>
+          </w:p>
+        </w:tc>
+        <w:tc>
+          <w:tcPr>
+            <w:tcW w:type="dxa" w:w="3089"/>
+            <w:tcMar>
+              <w:top w:type="dxa" w:w="60"/>
+              <w:left w:type="dxa" w:w="108"/>
+              <w:bottom w:type="dxa" w:w="60"/>
+              <w:right w:type="dxa" w:w="108"/>
+            </w:tcMar>
+          </w:tcPr>
+          <w:p>
+            <w:pPr>
+              <w:spacing w:after="0" w:line="240"/>
+            </w:pPr>
+            <w:r>
+              <w:rPr>
+                <w:sz w:val="18"/>
+                <w:szCs w:val="18"/>
+              </w:rPr>
+              <w:t xml:space="preserve">2 KB</w:t>
+            </w:r>
+          </w:p>
+        </w:tc>
+        <w:tc>
+          <w:tcPr>
+            <w:tcW w:type="dxa" w:w="3089"/>
+            <w:tcMar>
+              <w:top w:type="dxa" w:w="60"/>
+              <w:left w:type="dxa" w:w="108"/>
+              <w:bottom w:type="dxa" w:w="60"/>
+              <w:right w:type="dxa" w:w="108"/>
+            </w:tcMar>
+          </w:tcPr>
+          <w:p>
+            <w:pPr>
+              <w:spacing w:after="0" w:line="240"/>
+            </w:pPr>
+            <w:r>
+              <w:rPr>
+                <w:sz w:val="18"/>
+                <w:szCs w:val="18"/>
+              </w:rPr>
+              <w:t xml:space="preserve">All rights reserved. No reuse without written permission.</w:t>
+            </w:r>
+          </w:p>
+        </w:tc>
+      </w:tr>
+      <w:tr>
+        <w:trPr>
+          <w:tblHeader w:val="off"/>
+        </w:trPr>
+        <w:tc>
+          <w:tcPr>
+            <w:tcW w:type="dxa" w:w="3182"/>
+            <w:tcMar>
+              <w:top w:type="dxa" w:w="60"/>
+              <w:left w:type="dxa" w:w="108"/>
+              <w:bottom w:type="dxa" w:w="60"/>
+              <w:right w:type="dxa" w:w="108"/>
+            </w:tcMar>
+          </w:tcPr>
+          <w:p>
+            <w:pPr>
+              <w:spacing w:after="0" w:line="240"/>
+            </w:pPr>
+            <w:r>
+              <w:rPr>
+                <w:rFonts w:ascii="Consolas" w:cs="Consolas" w:eastAsia="Consolas" w:hAnsi="Consolas"/>
+                <w:color w:val="6E1F2B"/>
+                <w:sz w:val="18"/>
+                <w:szCs w:val="18"/>
+              </w:rPr>
               <w:t xml:space="preserve">README.md</w:t>
             </w:r>
           </w:p>
@@ -9597,7 +9797,7 @@
                 <w:sz w:val="18"/>
                 <w:szCs w:val="18"/>
               </w:rPr>
-              <w:t xml:space="preserve">6 KB</w:t>
+              <w:t xml:space="preserve">11 KB</w:t>
             </w:r>
           </w:p>
         </w:tc>
@@ -9627,7 +9827,7 @@
       </w:tr>
       <w:tr>
         <w:trPr>
-          <w:tblHeader w:val="false"/>
+          <w:tblHeader w:val="off"/>
         </w:trPr>
         <w:tc>
           <w:tcPr>
@@ -9796,7 +9996,7 @@
       </w:tr>
       <w:tr>
         <w:trPr>
-          <w:tblHeader w:val="false"/>
+          <w:tblHeader w:val="off"/>
         </w:trPr>
         <w:tc>
           <w:tcPr>
@@ -9849,7 +10049,7 @@
       </w:tr>
       <w:tr>
         <w:trPr>
-          <w:tblHeader w:val="false"/>
+          <w:tblHeader w:val="off"/>
         </w:trPr>
         <w:tc>
           <w:tcPr>
@@ -9902,7 +10102,7 @@
       </w:tr>
       <w:tr>
         <w:trPr>
-          <w:tblHeader w:val="false"/>
+          <w:tblHeader w:val="off"/>
         </w:trPr>
         <w:tc>
           <w:tcPr>
@@ -9955,7 +10155,7 @@
       </w:tr>
       <w:tr>
         <w:trPr>
-          <w:tblHeader w:val="false"/>
+          <w:tblHeader w:val="off"/>
         </w:trPr>
         <w:tc>
           <w:tcPr>
@@ -10008,7 +10208,7 @@
       </w:tr>
       <w:tr>
         <w:trPr>
-          <w:tblHeader w:val="false"/>
+          <w:tblHeader w:val="off"/>
         </w:trPr>
         <w:tc>
           <w:tcPr>
@@ -10061,7 +10261,7 @@
       </w:tr>
       <w:tr>
         <w:trPr>
-          <w:tblHeader w:val="false"/>
+          <w:tblHeader w:val="off"/>
         </w:trPr>
         <w:tc>
           <w:tcPr>
@@ -10211,7 +10411,7 @@
       </w:tr>
       <w:tr>
         <w:trPr>
-          <w:tblHeader w:val="false"/>
+          <w:tblHeader w:val="off"/>
         </w:trPr>
         <w:tc>
           <w:tcPr>
@@ -10264,7 +10464,7 @@
       </w:tr>
       <w:tr>
         <w:trPr>
-          <w:tblHeader w:val="false"/>
+          <w:tblHeader w:val="off"/>
         </w:trPr>
         <w:tc>
           <w:tcPr>
@@ -10317,7 +10517,7 @@
       </w:tr>
       <w:tr>
         <w:trPr>
-          <w:tblHeader w:val="false"/>
+          <w:tblHeader w:val="off"/>
         </w:trPr>
         <w:tc>
           <w:tcPr>
@@ -10370,7 +10570,7 @@
       </w:tr>
       <w:tr>
         <w:trPr>
-          <w:tblHeader w:val="false"/>
+          <w:tblHeader w:val="off"/>
         </w:trPr>
         <w:tc>
           <w:tcPr>
@@ -10423,7 +10623,7 @@
       </w:tr>
       <w:tr>
         <w:trPr>
-          <w:tblHeader w:val="false"/>
+          <w:tblHeader w:val="off"/>
         </w:trPr>
         <w:tc>
           <w:tcPr>
@@ -10476,7 +10676,7 @@
       </w:tr>
       <w:tr>
         <w:trPr>
-          <w:tblHeader w:val="false"/>
+          <w:tblHeader w:val="off"/>
         </w:trPr>
         <w:tc>
           <w:tcPr>
@@ -10529,7 +10729,7 @@
       </w:tr>
       <w:tr>
         <w:trPr>
-          <w:tblHeader w:val="false"/>
+          <w:tblHeader w:val="off"/>
         </w:trPr>
         <w:tc>
           <w:tcPr>
@@ -10576,6 +10776,112 @@
                 <w:szCs w:val="18"/>
               </w:rPr>
               <w:t xml:space="preserve">Run logs go to the release instead</w:t>
+            </w:r>
+          </w:p>
+        </w:tc>
+      </w:tr>
+      <w:tr>
+        <w:trPr>
+          <w:tblHeader w:val="off"/>
+        </w:trPr>
+        <w:tc>
+          <w:tcPr>
+            <w:tcW w:type="dxa" w:w="3182"/>
+            <w:tcMar>
+              <w:top w:type="dxa" w:w="60"/>
+              <w:left w:type="dxa" w:w="108"/>
+              <w:bottom w:type="dxa" w:w="60"/>
+              <w:right w:type="dxa" w:w="108"/>
+            </w:tcMar>
+          </w:tcPr>
+          <w:p>
+            <w:pPr>
+              <w:spacing w:after="0" w:line="240"/>
+            </w:pPr>
+            <w:r>
+              <w:rPr>
+                <w:rFonts w:ascii="Consolas" w:cs="Consolas" w:eastAsia="Consolas" w:hAnsi="Consolas"/>
+                <w:color w:val="6E1F2B"/>
+                <w:sz w:val="18"/>
+                <w:szCs w:val="18"/>
+              </w:rPr>
+              <w:t xml:space="preserve">references/pdfs/*</w:t>
+            </w:r>
+          </w:p>
+        </w:tc>
+        <w:tc>
+          <w:tcPr>
+            <w:tcW w:type="dxa" w:w="6178"/>
+            <w:tcMar>
+              <w:top w:type="dxa" w:w="60"/>
+              <w:left w:type="dxa" w:w="108"/>
+              <w:bottom w:type="dxa" w:w="60"/>
+              <w:right w:type="dxa" w:w="108"/>
+            </w:tcMar>
+          </w:tcPr>
+          <w:p>
+            <w:pPr>
+              <w:spacing w:after="0" w:line="240"/>
+            </w:pPr>
+            <w:r>
+              <w:rPr>
+                <w:sz w:val="18"/>
+                <w:szCs w:val="18"/>
+              </w:rPr>
+              <w:t xml:space="preserve"/>
+            </w:r>
+          </w:p>
+        </w:tc>
+      </w:tr>
+      <w:tr>
+        <w:trPr>
+          <w:tblHeader w:val="off"/>
+        </w:trPr>
+        <w:tc>
+          <w:tcPr>
+            <w:tcW w:type="dxa" w:w="3182"/>
+            <w:tcMar>
+              <w:top w:type="dxa" w:w="60"/>
+              <w:left w:type="dxa" w:w="108"/>
+              <w:bottom w:type="dxa" w:w="60"/>
+              <w:right w:type="dxa" w:w="108"/>
+            </w:tcMar>
+          </w:tcPr>
+          <w:p>
+            <w:pPr>
+              <w:spacing w:after="0" w:line="240"/>
+            </w:pPr>
+            <w:r>
+              <w:rPr>
+                <w:rFonts w:ascii="Consolas" w:cs="Consolas" w:eastAsia="Consolas" w:hAnsi="Consolas"/>
+                <w:color w:val="6E1F2B"/>
+                <w:sz w:val="18"/>
+                <w:szCs w:val="18"/>
+              </w:rPr>
+              <w:t xml:space="preserve">!references/pdfs/.gitkeep</w:t>
+            </w:r>
+          </w:p>
+        </w:tc>
+        <w:tc>
+          <w:tcPr>
+            <w:tcW w:type="dxa" w:w="6178"/>
+            <w:tcMar>
+              <w:top w:type="dxa" w:w="60"/>
+              <w:left w:type="dxa" w:w="108"/>
+              <w:bottom w:type="dxa" w:w="60"/>
+              <w:right w:type="dxa" w:w="108"/>
+            </w:tcMar>
+          </w:tcPr>
+          <w:p>
+            <w:pPr>
+              <w:spacing w:after="0" w:line="240"/>
+            </w:pPr>
+            <w:r>
+              <w:rPr>
+                <w:sz w:val="18"/>
+                <w:szCs w:val="18"/>
+              </w:rPr>
+              <w:t xml:space="preserve"/>
             </w:r>
           </w:p>
         </w:tc>
@@ -10595,7 +10901,7 @@
       </w:r>
     </w:p>
     <w:sectPr>
-      <w:footerReference w:type="default" r:id="rId7"/>
+      <w:footerReference w:type="default" r:id="rId6"/>
       <w:pgSz w:w="12240" w:h="15840" w:orient="portrait"/>
       <w:pgMar w:top="1440" w:right="1440" w:bottom="1440" w:left="1440" w:header="708" w:footer="708" w:gutter="0"/>
       <w:pgNumType/>
@@ -10603,10 +10909,6 @@
     </w:sectPr>
   </w:body>
 </w:document>
-</file>
-
-<file path=word/comments.xml><?xml version="1.0" encoding="utf-8"?>
-<w:comments xmlns:cx="http://schemas.microsoft.com/office/drawing/2014/chartex" xmlns:cx1="http://schemas.microsoft.com/office/drawing/2015/9/8/chartex" xmlns:cx2="http://schemas.microsoft.com/office/drawing/2015/10/21/chartex" xmlns:cx3="http://schemas.microsoft.com/office/drawing/2016/5/9/chartex" xmlns:cx4="http://schemas.microsoft.com/office/drawing/2016/5/10/chartex" xmlns:cx5="http://schemas.microsoft.com/office/drawing/2016/5/11/chartex" xmlns:cx6="http://schemas.microsoft.com/office/drawing/2016/5/12/chartex" xmlns:cx7="http://schemas.microsoft.com/office/drawing/2016/5/13/chartex" xmlns:cx8="http://schemas.microsoft.com/office/drawing/2016/5/14/chartex" xmlns:mc="http://schemas.openxmlformats.org/markup-compatibility/2006" xmlns:aink="http://schemas.microsoft.com/office/drawing/2016/ink" xmlns:am3d="http://schemas.microsoft.com/office/drawing/2017/model3d" xmlns:o="urn:schemas-microsoft-com:office:office" xmlns:r="http://schemas.openxmlformats.org/officeDocument/2006/relationships" xmlns:m="http://schemas.openxmlformats.org/officeDocument/2006/math" xmlns:v="urn:schemas-microsoft-com:vml" xmlns:wp14="http://schemas.microsoft.com/office/word/2010/wordprocessingDrawing" xmlns:wp="http://schemas.openxmlformats.org/drawingml/2006/wordprocessingDrawing" xmlns:w10="urn:schemas-microsoft-com:office:word" xmlns:w="http://schemas.openxmlformats.org/wordprocessingml/2006/main" xmlns:w14="http://schemas.microsoft.com/office/word/2010/wordml" xmlns:w15="http://schemas.microsoft.com/office/word/2012/wordml" xmlns:w16cex="http://schemas.microsoft.com/office/word/2018/wordml/cex" xmlns:w16cid="http://schemas.microsoft.com/office/word/2016/wordml/cid" xmlns:w16="http://schemas.microsoft.com/office/word/2018/wordml" xmlns:w16sdtdh="http://schemas.microsoft.com/office/word/2020/wordml/sdtdatahash" xmlns:w16se="http://schemas.microsoft.com/office/word/2015/wordml/symex" xmlns:wpg="http://schemas.microsoft.com/office/word/2010/wordprocessingGroup" xmlns:wpi="http://schemas.microsoft.com/office/word/2010/wordprocessingInk" xmlns:wne="http://schemas.microsoft.com/office/word/2006/wordml" xmlns:wps="http://schemas.microsoft.com/office/word/2010/wordprocessingShape"/>
 </file>
 
 <file path=word/endnotes.xml><?xml version="1.0" encoding="utf-8"?>
@@ -10714,7 +11016,7 @@
 <w:numbering xmlns:wpc="http://schemas.microsoft.com/office/word/2010/wordprocessingCanvas" xmlns:mc="http://schemas.openxmlformats.org/markup-compatibility/2006" xmlns:o="urn:schemas-microsoft-com:office:office" xmlns:r="http://schemas.openxmlformats.org/officeDocument/2006/relationships" xmlns:m="http://schemas.openxmlformats.org/officeDocument/2006/math" xmlns:v="urn:schemas-microsoft-com:vml" xmlns:wp14="http://schemas.microsoft.com/office/word/2010/wordprocessingDrawing" xmlns:wp="http://schemas.openxmlformats.org/drawingml/2006/wordprocessingDrawing" xmlns:w10="urn:schemas-microsoft-com:office:word" xmlns:w="http://schemas.openxmlformats.org/wordprocessingml/2006/main" xmlns:w14="http://schemas.microsoft.com/office/word/2010/wordml" xmlns:w15="http://schemas.microsoft.com/office/word/2012/wordml" xmlns:wpg="http://schemas.microsoft.com/office/word/2010/wordprocessingGroup" xmlns:wpi="http://schemas.microsoft.com/office/word/2010/wordprocessingInk" xmlns:wne="http://schemas.microsoft.com/office/word/2006/wordml" xmlns:wps="http://schemas.microsoft.com/office/word/2010/wordprocessingShape" mc:Ignorable="w14 w15 wp14">
   <w:abstractNum w:abstractNumId="1" w15:restartNumberingAfterBreak="0">
     <w:multiLevelType w:val="hybridMultilevel"/>
-    <w:lvl w:ilvl="0" w15:tentative="1">
+    <w:lvl w:ilvl="0" w:tentative="1">
       <w:start w:val="1"/>
       <w:numFmt w:val="bullet"/>
       <w:lvlText w:val="●"/>
@@ -10723,7 +11025,7 @@
         <w:ind w:left="720" w:hanging="360"/>
       </w:pPr>
     </w:lvl>
-    <w:lvl w:ilvl="1" w15:tentative="1">
+    <w:lvl w:ilvl="1" w:tentative="1">
       <w:start w:val="1"/>
       <w:numFmt w:val="bullet"/>
       <w:lvlText w:val="○"/>
@@ -10732,7 +11034,7 @@
         <w:ind w:left="1440" w:hanging="360"/>
       </w:pPr>
     </w:lvl>
-    <w:lvl w:ilvl="2" w15:tentative="1">
+    <w:lvl w:ilvl="2" w:tentative="1">
       <w:start w:val="1"/>
       <w:numFmt w:val="bullet"/>
       <w:lvlText w:val="■"/>
@@ -10741,7 +11043,7 @@
         <w:ind w:left="2160" w:hanging="360"/>
       </w:pPr>
     </w:lvl>
-    <w:lvl w:ilvl="3" w15:tentative="1">
+    <w:lvl w:ilvl="3" w:tentative="1">
       <w:start w:val="1"/>
       <w:numFmt w:val="bullet"/>
       <w:lvlText w:val="●"/>
@@ -10750,7 +11052,7 @@
         <w:ind w:left="2880" w:hanging="360"/>
       </w:pPr>
     </w:lvl>
-    <w:lvl w:ilvl="4" w15:tentative="1">
+    <w:lvl w:ilvl="4" w:tentative="1">
       <w:start w:val="1"/>
       <w:numFmt w:val="bullet"/>
       <w:lvlText w:val="○"/>
@@ -10759,7 +11061,7 @@
         <w:ind w:left="3600" w:hanging="360"/>
       </w:pPr>
     </w:lvl>
-    <w:lvl w:ilvl="5" w15:tentative="1">
+    <w:lvl w:ilvl="5" w:tentative="1">
       <w:start w:val="1"/>
       <w:numFmt w:val="bullet"/>
       <w:lvlText w:val="■"/>
@@ -10768,7 +11070,7 @@
         <w:ind w:left="4320" w:hanging="360"/>
       </w:pPr>
     </w:lvl>
-    <w:lvl w:ilvl="6" w15:tentative="1">
+    <w:lvl w:ilvl="6" w:tentative="1">
       <w:start w:val="1"/>
       <w:numFmt w:val="bullet"/>
       <w:lvlText w:val="●"/>
@@ -10777,7 +11079,7 @@
         <w:ind w:left="5040" w:hanging="360"/>
       </w:pPr>
     </w:lvl>
-    <w:lvl w:ilvl="7" w15:tentative="1">
+    <w:lvl w:ilvl="7" w:tentative="1">
       <w:start w:val="1"/>
       <w:numFmt w:val="bullet"/>
       <w:lvlText w:val="●"/>
@@ -10786,7 +11088,7 @@
         <w:ind w:left="5760" w:hanging="360"/>
       </w:pPr>
     </w:lvl>
-    <w:lvl w:ilvl="8" w15:tentative="1">
+    <w:lvl w:ilvl="8" w:tentative="1">
       <w:start w:val="1"/>
       <w:numFmt w:val="bullet"/>
       <w:lvlText w:val="●"/>
@@ -10798,7 +11100,7 @@
   </w:abstractNum>
   <w:abstractNum w:abstractNumId="2" w15:restartNumberingAfterBreak="0">
     <w:multiLevelType w:val="hybridMultilevel"/>
-    <w:lvl w:ilvl="0" w15:tentative="1">
+    <w:lvl w:ilvl="0" w:tentative="1">
       <w:start w:val="1"/>
       <w:numFmt w:val="bullet"/>
       <w:lvlText w:val="•"/>
@@ -10810,7 +11112,7 @@
   </w:abstractNum>
   <w:abstractNum w:abstractNumId="3" w15:restartNumberingAfterBreak="0">
     <w:multiLevelType w:val="hybridMultilevel"/>
-    <w:lvl w:ilvl="0" w15:tentative="1">
+    <w:lvl w:ilvl="0" w:tentative="1">
       <w:start w:val="1"/>
       <w:numFmt w:val="decimal"/>
       <w:lvlText w:val="%1."/>
@@ -10842,6 +11144,25 @@
     </w:rPrDefault>
     <w:pPrDefault/>
   </w:docDefaults>
+  <w:style w:type="paragraph" w:styleId="Normal" w:default="1">
+    <w:name w:val="Normal"/>
+    <w:qFormat/>
+  </w:style>
+  <w:style w:type="table" w:styleId="TableNormal" w:default="true">
+    <w:name w:val="Normal Table"/>
+    <w:uiPriority w:val="99"/>
+    <w:semiHidden/>
+    <w:unhideWhenUsed/>
+    <w:tblPr>
+      <w:tblInd w:type="dxa" w:w="0"/>
+      <w:tblCellMar>
+        <w:top w:type="dxa" w:w="0"/>
+        <w:left w:type="dxa" w:w="108"/>
+        <w:bottom w:type="dxa" w:w="0"/>
+        <w:right w:type="dxa" w:w="108"/>
+      </w:tblCellMar>
+    </w:tblPr>
+  </w:style>
   <w:style w:type="paragraph" w:styleId="Title">
     <w:name w:val="Title"/>
     <w:basedOn w:val="Normal"/>
@@ -11014,4 +11335,294 @@
     </w:rPr>
   </w:style>
 </w:styles>
+</file>
+
+<file path=word/theme/theme1.xml><?xml version="1.0" encoding="utf-8"?>
+<a:theme xmlns:a="http://schemas.openxmlformats.org/drawingml/2006/main" name="Office Theme">
+  <a:themeElements>
+    <a:clrScheme name="Office">
+      <a:dk1>
+        <a:sysClr val="windowText" lastClr="000000"/>
+      </a:dk1>
+      <a:lt1>
+        <a:sysClr val="window" lastClr="FFFFFF"/>
+      </a:lt1>
+      <a:dk2>
+        <a:srgbClr val="44546A"/>
+      </a:dk2>
+      <a:lt2>
+        <a:srgbClr val="E7E6E6"/>
+      </a:lt2>
+      <a:accent1>
+        <a:srgbClr val="4472C4"/>
+      </a:accent1>
+      <a:accent2>
+        <a:srgbClr val="ED7D31"/>
+      </a:accent2>
+      <a:accent3>
+        <a:srgbClr val="A5A5A5"/>
+      </a:accent3>
+      <a:accent4>
+        <a:srgbClr val="FFC000"/>
+      </a:accent4>
+      <a:accent5>
+        <a:srgbClr val="5B9BD5"/>
+      </a:accent5>
+      <a:accent6>
+        <a:srgbClr val="70AD47"/>
+      </a:accent6>
+      <a:hlink>
+        <a:srgbClr val="0563C1"/>
+      </a:hlink>
+      <a:folHlink>
+        <a:srgbClr val="954F72"/>
+      </a:folHlink>
+    </a:clrScheme>
+    <a:fontScheme name="Office">
+      <a:majorFont>
+        <a:latin typeface="Calibri Light" panose="020F0302020204030204"/>
+        <a:ea typeface=""/>
+        <a:cs typeface=""/>
+        <a:font script="Jpan" typeface="游ゴシック Light"/>
+        <a:font script="Hang" typeface="맑은 고딕"/>
+        <a:font script="Hans" typeface="等线 Light"/>
+        <a:font script="Hant" typeface="新細明體"/>
+        <a:font script="Arab" typeface="Times New Roman"/>
+        <a:font script="Hebr" typeface="Times New Roman"/>
+        <a:font script="Thai" typeface="Angsana New"/>
+        <a:font script="Ethi" typeface="Nyala"/>
+        <a:font script="Beng" typeface="Vrinda"/>
+        <a:font script="Gujr" typeface="Shruti"/>
+        <a:font script="Khmr" typeface="MoolBoran"/>
+        <a:font script="Knda" typeface="Tunga"/>
+        <a:font script="Guru" typeface="Raavi"/>
+        <a:font script="Cans" typeface="Euphemia"/>
+        <a:font script="Cher" typeface="Plantagenet Cherokee"/>
+        <a:font script="Yiii" typeface="Microsoft Yi Baiti"/>
+        <a:font script="Tibt" typeface="Microsoft Himalaya"/>
+        <a:font script="Thaa" typeface="MV Boli"/>
+        <a:font script="Deva" typeface="Mangal"/>
+        <a:font script="Telu" typeface="Gautami"/>
+        <a:font script="Taml" typeface="Latha"/>
+        <a:font script="Syrc" typeface="Estrangelo Edessa"/>
+        <a:font script="Orya" typeface="Kalinga"/>
+        <a:font script="Mlym" typeface="Kartika"/>
+        <a:font script="Laoo" typeface="DokChampa"/>
+        <a:font script="Sinh" typeface="Iskoola Pota"/>
+        <a:font script="Mong" typeface="Mongolian Baiti"/>
+        <a:font script="Viet" typeface="Times New Roman"/>
+        <a:font script="Uigh" typeface="Microsoft Uighur"/>
+        <a:font script="Geor" typeface="Sylfaen"/>
+        <a:font script="Armn" typeface="Arial"/>
+        <a:font script="Bugi" typeface="Leelawadee UI"/>
+        <a:font script="Bopo" typeface="Microsoft JhengHei"/>
+        <a:font script="Java" typeface="Javanese Text"/>
+        <a:font script="Lisu" typeface="Segoe UI"/>
+        <a:font script="Mymr" typeface="Myanmar Text"/>
+        <a:font script="Nkoo" typeface="Ebrima"/>
+        <a:font script="Olck" typeface="Nirmala UI"/>
+        <a:font script="Osma" typeface="Ebrima"/>
+        <a:font script="Phag" typeface="Phagspa"/>
+        <a:font script="Syrn" typeface="Estrangelo Edessa"/>
+        <a:font script="Syrj" typeface="Estrangelo Edessa"/>
+        <a:font script="Syre" typeface="Estrangelo Edessa"/>
+        <a:font script="Sora" typeface="Nirmala UI"/>
+        <a:font script="Tale" typeface="Microsoft Tai Le"/>
+        <a:font script="Talu" typeface="Microsoft New Tai Lue"/>
+        <a:font script="Tfng" typeface="Ebrima"/>
+      </a:majorFont>
+      <a:minorFont>
+        <a:latin typeface="Calibri" panose="020F0502020204030204"/>
+        <a:ea typeface=""/>
+        <a:cs typeface=""/>
+        <a:font script="Jpan" typeface="游明朝"/>
+        <a:font script="Hang" typeface="맑은 고딕"/>
+        <a:font script="Hans" typeface="等线"/>
+        <a:font script="Hant" typeface="新細明體"/>
+        <a:font script="Arab" typeface="Arial"/>
+        <a:font script="Hebr" typeface="Arial"/>
+        <a:font script="Thai" typeface="Cordia New"/>
+        <a:font script="Ethi" typeface="Nyala"/>
+        <a:font script="Beng" typeface="Vrinda"/>
+        <a:font script="Gujr" typeface="Shruti"/>
+        <a:font script="Khmr" typeface="DaunPenh"/>
+        <a:font script="Knda" typeface="Tunga"/>
+        <a:font script="Guru" typeface="Raavi"/>
+        <a:font script="Cans" typeface="Euphemia"/>
+        <a:font script="Cher" typeface="Plantagenet Cherokee"/>
+        <a:font script="Yiii" typeface="Microsoft Yi Baiti"/>
+        <a:font script="Tibt" typeface="Microsoft Himalaya"/>
+        <a:font script="Thaa" typeface="MV Boli"/>
+        <a:font script="Deva" typeface="Mangal"/>
+        <a:font script="Telu" typeface="Gautami"/>
+        <a:font script="Taml" typeface="Latha"/>
+        <a:font script="Syrc" typeface="Estrangelo Edessa"/>
+        <a:font script="Orya" typeface="Kalinga"/>
+        <a:font script="Mlym" typeface="Kartika"/>
+        <a:font script="Laoo" typeface="DokChampa"/>
+        <a:font script="Sinh" typeface="Iskoola Pota"/>
+        <a:font script="Mong" typeface="Mongolian Baiti"/>
+        <a:font script="Viet" typeface="Arial"/>
+        <a:font script="Uigh" typeface="Microsoft Uighur"/>
+        <a:font script="Geor" typeface="Sylfaen"/>
+        <a:font script="Armn" typeface="Arial"/>
+        <a:font script="Bugi" typeface="Leelawadee UI"/>
+        <a:font script="Bopo" typeface="Microsoft JhengHei"/>
+        <a:font script="Java" typeface="Javanese Text"/>
+        <a:font script="Lisu" typeface="Segoe UI"/>
+        <a:font script="Mymr" typeface="Myanmar Text"/>
+        <a:font script="Nkoo" typeface="Ebrima"/>
+        <a:font script="Olck" typeface="Nirmala UI"/>
+        <a:font script="Osma" typeface="Ebrima"/>
+        <a:font script="Phag" typeface="Phagspa"/>
+        <a:font script="Syrn" typeface="Estrangelo Edessa"/>
+        <a:font script="Syrj" typeface="Estrangelo Edessa"/>
+        <a:font script="Syre" typeface="Estrangelo Edessa"/>
+        <a:font script="Sora" typeface="Nirmala UI"/>
+        <a:font script="Tale" typeface="Microsoft Tai Le"/>
+        <a:font script="Talu" typeface="Microsoft New Tai Lue"/>
+        <a:font script="Tfng" typeface="Ebrima"/>
+      </a:minorFont>
+    </a:fontScheme>
+    <a:fmtScheme name="Office">
+      <a:fillStyleLst>
+        <a:solidFill>
+          <a:schemeClr val="phClr"/>
+        </a:solidFill>
+        <a:gradFill rotWithShape="true">
+          <a:gsLst>
+            <a:gs pos="0">
+              <a:schemeClr val="phClr">
+                <a:lumMod val="110000"/>
+                <a:satMod val="105000"/>
+                <a:tint val="67000"/>
+              </a:schemeClr>
+            </a:gs>
+            <a:gs pos="50000">
+              <a:schemeClr val="phClr">
+                <a:lumMod val="105000"/>
+                <a:satMod val="103000"/>
+                <a:tint val="73000"/>
+              </a:schemeClr>
+            </a:gs>
+            <a:gs pos="100000">
+              <a:schemeClr val="phClr">
+                <a:lumMod val="105000"/>
+                <a:satMod val="109000"/>
+                <a:tint val="81000"/>
+              </a:schemeClr>
+            </a:gs>
+          </a:gsLst>
+          <a:lin ang="5400000" scaled="false"/>
+        </a:gradFill>
+        <a:gradFill rotWithShape="true">
+          <a:gsLst>
+            <a:gs pos="0">
+              <a:schemeClr val="phClr">
+                <a:satMod val="103000"/>
+                <a:lumMod val="102000"/>
+                <a:tint val="94000"/>
+              </a:schemeClr>
+            </a:gs>
+            <a:gs pos="50000">
+              <a:schemeClr val="phClr">
+                <a:satMod val="110000"/>
+                <a:lumMod val="100000"/>
+                <a:shade val="100000"/>
+              </a:schemeClr>
+            </a:gs>
+            <a:gs pos="100000">
+              <a:schemeClr val="phClr">
+                <a:lumMod val="99000"/>
+                <a:satMod val="120000"/>
+                <a:shade val="78000"/>
+              </a:schemeClr>
+            </a:gs>
+          </a:gsLst>
+          <a:lin ang="5400000" scaled="false"/>
+        </a:gradFill>
+      </a:fillStyleLst>
+      <a:lnStyleLst>
+        <a:ln w="6350" cap="flat" cmpd="sng" algn="ctr">
+          <a:solidFill>
+            <a:schemeClr val="phClr"/>
+          </a:solidFill>
+          <a:prstDash val="solid"/>
+          <a:miter lim="800000"/>
+        </a:ln>
+        <a:ln w="12700" cap="flat" cmpd="sng" algn="ctr">
+          <a:solidFill>
+            <a:schemeClr val="phClr"/>
+          </a:solidFill>
+          <a:prstDash val="solid"/>
+          <a:miter lim="800000"/>
+        </a:ln>
+        <a:ln w="19050" cap="flat" cmpd="sng" algn="ctr">
+          <a:solidFill>
+            <a:schemeClr val="phClr"/>
+          </a:solidFill>
+          <a:prstDash val="solid"/>
+          <a:miter lim="800000"/>
+        </a:ln>
+      </a:lnStyleLst>
+      <a:effectStyleLst>
+        <a:effectStyle>
+          <a:effectLst/>
+        </a:effectStyle>
+        <a:effectStyle>
+          <a:effectLst/>
+        </a:effectStyle>
+        <a:effectStyle>
+          <a:effectLst>
+            <a:outerShdw blurRad="57150" dist="19050" dir="5400000" algn="ctr" rotWithShape="false">
+              <a:srgbClr val="000000">
+                <a:alpha val="63000"/>
+              </a:srgbClr>
+            </a:outerShdw>
+          </a:effectLst>
+        </a:effectStyle>
+      </a:effectStyleLst>
+      <a:bgFillStyleLst>
+        <a:solidFill>
+          <a:schemeClr val="phClr"/>
+        </a:solidFill>
+        <a:solidFill>
+          <a:schemeClr val="phClr">
+            <a:tint val="95000"/>
+            <a:satMod val="170000"/>
+          </a:schemeClr>
+        </a:solidFill>
+        <a:gradFill rotWithShape="true">
+          <a:gsLst>
+            <a:gs pos="0">
+              <a:schemeClr val="phClr">
+                <a:tint val="93000"/>
+                <a:satMod val="150000"/>
+                <a:shade val="98000"/>
+                <a:lumMod val="102000"/>
+              </a:schemeClr>
+            </a:gs>
+            <a:gs pos="50000">
+              <a:schemeClr val="phClr">
+                <a:tint val="98000"/>
+                <a:satMod val="130000"/>
+                <a:shade val="90000"/>
+                <a:lumMod val="103000"/>
+              </a:schemeClr>
+            </a:gs>
+            <a:gs pos="100000">
+              <a:schemeClr val="phClr">
+                <a:shade val="63000"/>
+                <a:satMod val="120000"/>
+              </a:schemeClr>
+            </a:gs>
+          </a:gsLst>
+          <a:lin ang="5400000" scaled="false"/>
+        </a:gradFill>
+      </a:bgFillStyleLst>
+    </a:fmtScheme>
+  </a:themeElements>
+  <a:objectDefaults/>
+  <a:extraClrSchemeLst/>
+</a:theme>
 </file>
--- a/docs/NWGS_Grid_BACKEND.docx
+++ b/docs/NWGS_Grid_BACKEND.docx
@@ -39,7 +39,7 @@
       <w:r>
         <w:t xml:space="preserve"> </w:t>
       </w:r>
-      <w:hyperlink w:history="1" r:id="rIdgqmp6fb2zgpci1nnr7qzs">
+      <w:hyperlink w:history="1" r:id="rIdauhzs-0u1qtuuyuyiylnx">
         <w:r>
           <w:rPr>
             <w:rStyle w:val="Hyperlink"/>
@@ -62,7 +62,7 @@
       <w:r>
         <w:t xml:space="preserve"> </w:t>
       </w:r>
-      <w:hyperlink w:history="1" r:id="rIdizv1rmvcwgaj2tz3ql0gf">
+      <w:hyperlink w:history="1" r:id="rIdoik0qjeagzqcure70z-su">
         <w:r>
           <w:rPr>
             <w:rStyle w:val="Hyperlink"/>
@@ -843,7 +843,7 @@
                 <w:sz w:val="18"/>
                 <w:szCs w:val="18"/>
               </w:rPr>
-              <w:t xml:space="preserve">2,543</w:t>
+              <w:t xml:space="preserve">2,839</w:t>
             </w:r>
           </w:p>
         </w:tc>
@@ -940,7 +940,7 @@
                 <w:sz w:val="18"/>
                 <w:szCs w:val="18"/>
               </w:rPr>
-              <w:t xml:space="preserve">2,116</w:t>
+              <w:t xml:space="preserve">2,145</w:t>
             </w:r>
           </w:p>
         </w:tc>
